--- a/public/assets/template/docx/surat_ket_kematian_n6_473.docx
+++ b/public/assets/template/docx/surat_ket_kematian_n6_473.docx
@@ -74,7 +74,7 @@
         <w:pStyle w:val="BodyText"/>
       </w:pPr>
       <w:r>
-        <w:t xml:space="preserve">Nomor : $NOMOR_SURAT /$KODE_DESA /$TAHUN</w:t>
+        <w:t xml:space="preserve">Nomor : ${NOMOR_SURAT} /${KODE_DESA} /${TAHUN}</w:t>
       </w:r>
     </w:p>
     <w:p>
@@ -93,7 +93,7 @@
         </w:numPr>
       </w:pPr>
       <w:r>
-        <w:t xml:space="preserve">1. Nama lengkap dan alias : $NAMA_CALON</w:t>
+        <w:t xml:space="preserve">1. Nama lengkap dan alias : ${NAMA_CALON}</w:t>
       </w:r>
     </w:p>
     <w:p>
@@ -104,7 +104,7 @@
         </w:numPr>
       </w:pPr>
       <w:r>
-        <w:t xml:space="preserve">Bin/Binti : $BINTI</w:t>
+        <w:t xml:space="preserve">Bin/Binti : ${BINTI}</w:t>
       </w:r>
     </w:p>
     <w:p>
@@ -115,7 +115,7 @@
         </w:numPr>
       </w:pPr>
       <w:r>
-        <w:t xml:space="preserve">Nomor Induk Kependudukan : $NIK_CALON</w:t>
+        <w:t xml:space="preserve">Nomor Induk Kependudukan : ${NIK_CALON}</w:t>
       </w:r>
     </w:p>
     <w:p>
@@ -126,7 +126,7 @@
         </w:numPr>
       </w:pPr>
       <w:r>
-        <w:t xml:space="preserve">Tempat dan tanggal lahir : $TPT_LAHIR_CALON, $TGL_LAHIR_CALON</w:t>
+        <w:t xml:space="preserve">Tempat dan tanggal lahir : ${TPT_LAHIR_CALON}, ${TGL_LAHIR_CALON}</w:t>
       </w:r>
     </w:p>
     <w:p>
@@ -137,7 +137,7 @@
         </w:numPr>
       </w:pPr>
       <w:r>
-        <w:t xml:space="preserve">Warganegara : $WARGA_NEGARA_CALON</w:t>
+        <w:t xml:space="preserve">Warganegara : ${WARGA_NEGARA_CALON}</w:t>
       </w:r>
     </w:p>
     <w:p>
@@ -148,7 +148,7 @@
         </w:numPr>
       </w:pPr>
       <w:r>
-        <w:t xml:space="preserve">Agama : $AGAMA_CALON</w:t>
+        <w:t xml:space="preserve">Agama : ${AGAMA_CALON}</w:t>
       </w:r>
     </w:p>
     <w:p>
@@ -159,7 +159,7 @@
         </w:numPr>
       </w:pPr>
       <w:r>
-        <w:t xml:space="preserve">Pekerjaan : $KERJA_CALON</w:t>
+        <w:t xml:space="preserve">Pekerjaan : ${KERJA_CALON}</w:t>
       </w:r>
     </w:p>
     <w:p>
@@ -170,7 +170,7 @@
         </w:numPr>
       </w:pPr>
       <w:r>
-        <w:t xml:space="preserve">Tempat tinggal : $ALAMAT_CALON</w:t>
+        <w:t xml:space="preserve">Tempat tinggal : ${ALAMAT_CALON}</w:t>
       </w:r>
     </w:p>
     <w:p>
@@ -178,7 +178,7 @@
         <w:pStyle w:val="FirstParagraph"/>
       </w:pPr>
       <w:r>
-        <w:t xml:space="preserve">Telah meninggal dunia pada tanggal : $HARI_MATI, $TGL_MATI</w:t>
+        <w:t xml:space="preserve">Telah meninggal dunia pada tanggal : ${HARI_MATI}, ${TGL_MATI}</w:t>
       </w:r>
     </w:p>
     <w:p>
@@ -186,7 +186,7 @@
         <w:pStyle w:val="BodyText"/>
       </w:pPr>
       <w:r>
-        <w:t xml:space="preserve">Di : $TPT_MATI</w:t>
+        <w:t xml:space="preserve">Di : ${TPT_MATI}</w:t>
       </w:r>
     </w:p>
     <w:p>
@@ -205,7 +205,7 @@
         </w:numPr>
       </w:pPr>
       <w:r>
-        <w:t xml:space="preserve">1. Nama lengkap dan alias : $NAMA</w:t>
+        <w:t xml:space="preserve">1. Nama lengkap dan alias : ${NAMA}</w:t>
       </w:r>
     </w:p>
     <w:p>
@@ -216,7 +216,7 @@
         </w:numPr>
       </w:pPr>
       <w:r>
-        <w:t xml:space="preserve">Bin/Binti : $NAMA_AYAH</w:t>
+        <w:t xml:space="preserve">Bin/Binti : ${NAMA_AYAH}</w:t>
       </w:r>
     </w:p>
     <w:p>
@@ -227,7 +227,7 @@
         </w:numPr>
       </w:pPr>
       <w:r>
-        <w:t xml:space="preserve">Nomor Induk Kependudukan : $NIK</w:t>
+        <w:t xml:space="preserve">Nomor Induk Kependudukan : ${NIK}</w:t>
       </w:r>
     </w:p>
     <w:p>
@@ -238,7 +238,7 @@
         </w:numPr>
       </w:pPr>
       <w:r>
-        <w:t xml:space="preserve">Tempat dan tanggal lahir : $TTL</w:t>
+        <w:t xml:space="preserve">Tempat dan tanggal lahir : ${TTL}</w:t>
       </w:r>
     </w:p>
     <w:p>
@@ -249,7 +249,7 @@
         </w:numPr>
       </w:pPr>
       <w:r>
-        <w:t xml:space="preserve">Warga Negara : $WARGA_NEGARA</w:t>
+        <w:t xml:space="preserve">Warga Negara : ${WARGA_NEGARA}</w:t>
       </w:r>
     </w:p>
     <w:p>
@@ -260,7 +260,7 @@
         </w:numPr>
       </w:pPr>
       <w:r>
-        <w:t xml:space="preserve">Agama : $AGAMA</w:t>
+        <w:t xml:space="preserve">Agama : ${AGAMA}</w:t>
       </w:r>
     </w:p>
     <w:p>
@@ -271,7 +271,7 @@
         </w:numPr>
       </w:pPr>
       <w:r>
-        <w:t xml:space="preserve">Pekerjaan : $PEKERJAAN</w:t>
+        <w:t xml:space="preserve">Pekerjaan : ${PEKERJAAN}</w:t>
       </w:r>
     </w:p>
     <w:p>
@@ -282,7 +282,7 @@
         </w:numPr>
       </w:pPr>
       <w:r>
-        <w:t xml:space="preserve">Tempat tinggal : $ALAMAT, $NAMA_DES, $NAMA_KEC, $NAMA_KAB</w:t>
+        <w:t xml:space="preserve">Tempat tinggal : ${ALAMAT}, ${NAMA_DES}, ${NAMA_KEC}, ${NAMA_KAB}</w:t>
       </w:r>
     </w:p>
     <w:p>
@@ -298,7 +298,7 @@
         <w:pStyle w:val="BodyText"/>
       </w:pPr>
       <w:r>
-        <w:t xml:space="preserve">$NAMA_DES, $TGL_SURAT</w:t>
+        <w:t xml:space="preserve">${NAMA_DES}, ${TGL_SURAT}</w:t>
       </w:r>
     </w:p>
     <w:p>
@@ -306,7 +306,7 @@
         <w:pStyle w:val="BodyText"/>
       </w:pPr>
       <w:r>
-        <w:t xml:space="preserve">$JABATAN,</w:t>
+        <w:t xml:space="preserve">${JABATAN},</w:t>
       </w:r>
     </w:p>
     <w:p>
@@ -314,7 +314,7 @@
         <w:pStyle w:val="BodyText"/>
       </w:pPr>
       <w:r>
-        <w:t xml:space="preserve">$NAMA_PAMONG</w:t>
+        <w:t xml:space="preserve">${NAMA_PAMONG}</w:t>
       </w:r>
     </w:p>
     <w:sectPr>
